--- a/Data/word/Invoice07-IgnitaiInc.docx
+++ b/Data/word/Invoice07-IgnitaiInc.docx
@@ -5,6 +5,7 @@
     <w:p>
       <w:pPr>
         <w:pStyle w:val="Heading1"/>
+        <w:jc w:val="center"/>
         <w:rPr>
           <w:b w:val="0"/>
           <w:sz w:val="52"/>
@@ -181,7 +182,7 @@
           </mc:Choice>
           <mc:Fallback>
             <w:pict>
-              <v:shape w14:anchorId="2FAE84C7" id="Graphic 1" o:spid="_x0000_s1026" style="position:absolute;margin-left:60.35pt;margin-top:25.35pt;width:474.85pt;height:.1pt;z-index:-15728640;visibility:visible;mso-wrap-style:square;mso-wrap-distance-left:0;mso-wrap-distance-top:0;mso-wrap-distance-right:0;mso-wrap-distance-bottom:0;mso-position-horizontal:absolute;mso-position-horizontal-relative:page;mso-position-vertical:absolute;mso-position-vertical-relative:text;v-text-anchor:top" coordsize="6030595,1270" o:gfxdata="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" path="m,l6030523,e" filled="f" strokeweight=".26467mm">
+              <v:shape w14:anchorId="4CD40C47" id="Graphic 1" o:spid="_x0000_s1026" style="position:absolute;margin-left:60.35pt;margin-top:25.35pt;width:474.85pt;height:.1pt;z-index:-15728640;visibility:visible;mso-wrap-style:square;mso-wrap-distance-left:0;mso-wrap-distance-top:0;mso-wrap-distance-right:0;mso-wrap-distance-bottom:0;mso-position-horizontal:absolute;mso-position-horizontal-relative:page;mso-position-vertical:absolute;mso-position-vertical-relative:text;v-text-anchor:top" coordsize="6030595,1270" o:gfxdata="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" path="m,l6030523,e" filled="f" strokeweight=".26467mm">
                 <v:path arrowok="t"/>
                 <w10:wrap type="topAndBottom" anchorx="page"/>
               </v:shape>
@@ -261,12 +262,22 @@
         </w:rPr>
         <w:t>IGNITIA INC</w:t>
       </w:r>
+      <w:r>
+        <w:rPr>
+          <w:rFonts w:ascii="Lucida Sans Unicode" w:eastAsia="Lucida Sans Unicode" w:hAnsi="Lucida Sans Unicode" w:cs="Lucida Sans Unicode"/>
+          <w:b w:val="0"/>
+          <w:bCs w:val="0"/>
+          <w:spacing w:val="-6"/>
+          <w:sz w:val="28"/>
+          <w:szCs w:val="22"/>
+        </w:rPr>
+        <w:t xml:space="preserve">                                      </w:t>
+      </w:r>
     </w:p>
     <w:p>
       <w:pPr>
         <w:pStyle w:val="BodyText"/>
         <w:spacing w:before="103"/>
-        <w:ind w:left="211"/>
         <w:rPr>
           <w:b w:val="0"/>
         </w:rPr>
@@ -285,9 +296,9 @@
                   <wp:posOffset>731520</wp:posOffset>
                 </wp:positionH>
                 <wp:positionV relativeFrom="paragraph">
-                  <wp:posOffset>250825</wp:posOffset>
+                  <wp:posOffset>265430</wp:posOffset>
                 </wp:positionV>
-                <wp:extent cx="6111875" cy="4434840"/>
+                <wp:extent cx="6111875" cy="4419600"/>
                 <wp:effectExtent l="0" t="0" r="0" b="0"/>
                 <wp:wrapNone/>
                 <wp:docPr id="2" name="Textbox 2"/>
@@ -303,7 +314,7 @@
                       <wps:spPr>
                         <a:xfrm>
                           <a:off x="0" y="0"/>
-                          <a:ext cx="6111875" cy="4434840"/>
+                          <a:ext cx="6111875" cy="4419600"/>
                         </a:xfrm>
                         <a:prstGeom prst="rect">
                           <a:avLst/>
@@ -821,6 +832,8 @@
                                       <w:sz w:val="25"/>
                                     </w:rPr>
                                   </w:pPr>
+                                  <w:bookmarkStart w:id="8" w:name="_GoBack"/>
+                                  <w:bookmarkEnd w:id="8"/>
                                 </w:p>
                               </w:tc>
                               <w:tc>
@@ -1080,7 +1093,7 @@
                 <v:stroke joinstyle="miter"/>
                 <v:path gradientshapeok="t" o:connecttype="rect"/>
               </v:shapetype>
-              <v:shape id="Textbox 2" o:spid="_x0000_s1026" type="#_x0000_t202" style="position:absolute;left:0;text-align:left;margin-left:57.6pt;margin-top:19.75pt;width:481.25pt;height:349.2pt;z-index:251658240;visibility:visible;mso-wrap-style:square;mso-height-percent:0;mso-wrap-distance-left:0;mso-wrap-distance-top:0;mso-wrap-distance-right:0;mso-wrap-distance-bottom:0;mso-position-horizontal:absolute;mso-position-horizontal-relative:page;mso-position-vertical:absolute;mso-position-vertical-relative:text;mso-height-percent:0;mso-height-relative:margin;v-text-anchor:top" o:gfxdata="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" filled="f" stroked="f">
+              <v:shape id="Textbox 2" o:spid="_x0000_s1026" type="#_x0000_t202" style="position:absolute;margin-left:57.6pt;margin-top:20.9pt;width:481.25pt;height:348pt;z-index:251658240;visibility:visible;mso-wrap-style:square;mso-height-percent:0;mso-wrap-distance-left:0;mso-wrap-distance-top:0;mso-wrap-distance-right:0;mso-wrap-distance-bottom:0;mso-position-horizontal:absolute;mso-position-horizontal-relative:page;mso-position-vertical:absolute;mso-position-vertical-relative:text;mso-height-percent:0;mso-height-relative:margin;v-text-anchor:top" o:gfxdata="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" filled="f" stroked="f">
                 <v:textbox inset="0,0,0,0">
                   <w:txbxContent>
                     <w:tbl>
@@ -1593,6 +1606,8 @@
                                 <w:sz w:val="25"/>
                               </w:rPr>
                             </w:pPr>
+                            <w:bookmarkStart w:id="9" w:name="_GoBack"/>
+                            <w:bookmarkEnd w:id="9"/>
                           </w:p>
                         </w:tc>
                         <w:tc>
@@ -1849,52 +1864,8 @@
       <w:r>
         <w:rPr>
           <w:b w:val="0"/>
-          <w:spacing w:val="-7"/>
-        </w:rPr>
-        <w:t>Invoice</w:t>
-      </w:r>
-      <w:r>
-        <w:rPr>
-          <w:b w:val="0"/>
-          <w:spacing w:val="-19"/>
-        </w:rPr>
-        <w:t xml:space="preserve"> </w:t>
-      </w:r>
-      <w:r>
-        <w:rPr>
-          <w:b w:val="0"/>
-          <w:spacing w:val="-2"/>
-        </w:rPr>
-        <w:t>Number:</w:t>
-      </w:r>
-    </w:p>
-    <w:p>
-      <w:pPr>
-        <w:pStyle w:val="BodyText"/>
-        <w:spacing w:before="103"/>
-        <w:ind w:left="211"/>
-        <w:rPr>
-          <w:b w:val="0"/>
-        </w:rPr>
-      </w:pPr>
-      <w:r>
-        <w:rPr>
-          <w:b w:val="0"/>
-        </w:rPr>
-        <w:br w:type="column"/>
-      </w:r>
-      <w:r>
-        <w:rPr>
-          <w:b w:val="0"/>
-        </w:rPr>
-        <w:t>2024-</w:t>
-      </w:r>
-      <w:r>
-        <w:rPr>
-          <w:b w:val="0"/>
-          <w:spacing w:val="-5"/>
-        </w:rPr>
-        <w:t>003</w:t>
+        </w:rPr>
+        <w:t xml:space="preserve">   Invoice:     000</w:t>
       </w:r>
     </w:p>
     <w:p>
@@ -1952,7 +1923,6 @@
       <w:pPr>
         <w:pStyle w:val="BodyText"/>
         <w:spacing w:before="52"/>
-        <w:ind w:left="211"/>
         <w:rPr>
           <w:b w:val="0"/>
         </w:rPr>
@@ -2233,18 +2203,6 @@
           <w:sz w:val="20"/>
         </w:rPr>
       </w:pPr>
-      <w:bookmarkStart w:id="8" w:name="_GoBack"/>
-      <w:bookmarkEnd w:id="8"/>
-    </w:p>
-    <w:p>
-      <w:pPr>
-        <w:pStyle w:val="BodyText"/>
-        <w:spacing w:before="266"/>
-        <w:rPr>
-          <w:b w:val="0"/>
-          <w:sz w:val="20"/>
-        </w:rPr>
-      </w:pPr>
     </w:p>
     <w:p>
       <w:pPr>
@@ -2322,20 +2280,6 @@
         <w:ind w:left="1882"/>
         <w:rPr>
           <w:b w:val="0"/>
-        </w:rPr>
-      </w:pPr>
-      <w:r>
-        <w:rPr>
-          <w:b w:val="0"/>
-        </w:rPr>
-        <w:br w:type="column"/>
-      </w:r>
-    </w:p>
-    <w:p>
-      <w:pPr>
-        <w:jc w:val="right"/>
-        <w:rPr>
-          <w:sz w:val="28"/>
         </w:rPr>
         <w:sectPr>
           <w:type w:val="continuous"/>
@@ -2347,6 +2291,12 @@
           </w:cols>
         </w:sectPr>
       </w:pPr>
+      <w:r>
+        <w:rPr>
+          <w:b w:val="0"/>
+        </w:rPr>
+        <w:br w:type="column"/>
+      </w:r>
     </w:p>
     <w:p>
       <w:pPr>
@@ -2958,6 +2908,82 @@
     <w:uiPriority w:val="1"/>
     <w:qFormat/>
   </w:style>
+  <w:style w:type="paragraph" w:styleId="TOCHeading">
+    <w:name w:val="TOC Heading"/>
+    <w:basedOn w:val="Heading1"/>
+    <w:next w:val="Normal"/>
+    <w:uiPriority w:val="39"/>
+    <w:unhideWhenUsed/>
+    <w:qFormat/>
+    <w:rsid w:val="00CE5879"/>
+    <w:pPr>
+      <w:keepNext/>
+      <w:keepLines/>
+      <w:widowControl/>
+      <w:autoSpaceDE/>
+      <w:autoSpaceDN/>
+      <w:spacing w:before="240" w:line="259" w:lineRule="auto"/>
+      <w:ind w:left="0"/>
+      <w:outlineLvl w:val="9"/>
+    </w:pPr>
+    <w:rPr>
+      <w:rFonts w:asciiTheme="majorHAnsi" w:eastAsiaTheme="majorEastAsia" w:hAnsiTheme="majorHAnsi" w:cstheme="majorBidi"/>
+      <w:b w:val="0"/>
+      <w:bCs w:val="0"/>
+      <w:color w:val="365F91" w:themeColor="accent1" w:themeShade="BF"/>
+      <w:sz w:val="32"/>
+      <w:szCs w:val="32"/>
+    </w:rPr>
+  </w:style>
+  <w:style w:type="paragraph" w:styleId="TOC1">
+    <w:name w:val="toc 1"/>
+    <w:basedOn w:val="Normal"/>
+    <w:next w:val="Normal"/>
+    <w:autoRedefine/>
+    <w:uiPriority w:val="39"/>
+    <w:unhideWhenUsed/>
+    <w:rsid w:val="00CE5879"/>
+    <w:pPr>
+      <w:spacing w:after="100"/>
+    </w:pPr>
+  </w:style>
+  <w:style w:type="paragraph" w:styleId="TOC3">
+    <w:name w:val="toc 3"/>
+    <w:basedOn w:val="Normal"/>
+    <w:next w:val="Normal"/>
+    <w:autoRedefine/>
+    <w:uiPriority w:val="39"/>
+    <w:unhideWhenUsed/>
+    <w:rsid w:val="00CE5879"/>
+    <w:pPr>
+      <w:spacing w:after="100"/>
+      <w:ind w:left="440"/>
+    </w:pPr>
+  </w:style>
+  <w:style w:type="paragraph" w:styleId="TOC2">
+    <w:name w:val="toc 2"/>
+    <w:basedOn w:val="Normal"/>
+    <w:next w:val="Normal"/>
+    <w:autoRedefine/>
+    <w:uiPriority w:val="39"/>
+    <w:unhideWhenUsed/>
+    <w:rsid w:val="00CE5879"/>
+    <w:pPr>
+      <w:spacing w:after="100"/>
+      <w:ind w:left="220"/>
+    </w:pPr>
+  </w:style>
+  <w:style w:type="character" w:styleId="Hyperlink">
+    <w:name w:val="Hyperlink"/>
+    <w:basedOn w:val="DefaultParagraphFont"/>
+    <w:uiPriority w:val="99"/>
+    <w:unhideWhenUsed/>
+    <w:rsid w:val="00CE5879"/>
+    <w:rPr>
+      <w:color w:val="0000FF" w:themeColor="hyperlink"/>
+      <w:u w:val="single"/>
+    </w:rPr>
+  </w:style>
 </w:styles>
 </file>
 
@@ -3242,4 +3268,16 @@
   <a:objectDefaults/>
   <a:extraClrSchemeLst/>
 </a:theme>
+</file>
+
+<file path=customXml/item1.xml><?xml version="1.0" encoding="utf-8"?>
+<b:Sources xmlns:b="http://schemas.openxmlformats.org/officeDocument/2006/bibliography" xmlns="http://schemas.openxmlformats.org/officeDocument/2006/bibliography" SelectedStyle="\APASixthEditionOfficeOnline.xsl" StyleName="APA" Version="6"/>
+</file>
+
+<file path=customXml/itemProps1.xml><?xml version="1.0" encoding="utf-8"?>
+<ds:datastoreItem xmlns:ds="http://schemas.openxmlformats.org/officeDocument/2006/customXml" ds:itemID="{E7856EA8-8F2D-467A-BD81-5B4045D292EC}">
+  <ds:schemaRefs>
+    <ds:schemaRef ds:uri="http://schemas.openxmlformats.org/officeDocument/2006/bibliography"/>
+  </ds:schemaRefs>
+</ds:datastoreItem>
 </file>